--- a/steps4.docx
+++ b/steps4.docx
@@ -12,29 +12,14 @@
     </w:p>
     <w:p>
       <w:r>
-        <w:t xml:space="preserve">if </w:t>
-      </w:r>
-      <w:r>
-        <w:t>I</w:t>
-      </w:r>
-      <w:r>
-        <w:t xml:space="preserve"> have the dims saved and they grow in the calculations </w:t>
-      </w:r>
-      <w:r>
-        <w:t>I</w:t>
-      </w:r>
-      <w:r>
-        <w:t xml:space="preserve"> will </w:t>
-      </w:r>
-      <w:r>
-        <w:t>need to</w:t>
-      </w:r>
-      <w:r>
-        <w:t xml:space="preserve"> repeat all calculation for all the days to have a ready fact for query means too much cost on the spark pool</w:t>
-      </w:r>
-    </w:p>
-    <w:p>
-      <w:r>
+        <w:t>if I have the dims saved and they grow in the calculations I will need to repeat all calculation for all the days to have a ready fact for query means too much cost on the spark pool</w:t>
+      </w:r>
+    </w:p>
+    <w:p>
+      <w:r>
+        <w:rPr>
+          <w:noProof/>
+        </w:rPr>
         <w:drawing>
           <wp:inline distT="0" distB="0" distL="0" distR="0" wp14:anchorId="0AA3E78A" wp14:editId="1FD07713">
             <wp:extent cx="5943600" cy="2332355"/>
@@ -74,6 +59,9 @@
     </w:p>
     <w:p>
       <w:r>
+        <w:rPr>
+          <w:noProof/>
+        </w:rPr>
         <w:drawing>
           <wp:inline distT="0" distB="0" distL="0" distR="0" wp14:anchorId="27ADFA18" wp14:editId="23EEE8BB">
             <wp:extent cx="5943600" cy="1609725"/>
@@ -113,6 +101,9 @@
     </w:p>
     <w:p>
       <w:r>
+        <w:rPr>
+          <w:noProof/>
+        </w:rPr>
         <w:lastRenderedPageBreak/>
         <w:drawing>
           <wp:inline distT="0" distB="0" distL="0" distR="0" wp14:anchorId="7C54E3FA" wp14:editId="0D0687EE">
@@ -153,6 +144,9 @@
     </w:p>
     <w:p>
       <w:r>
+        <w:rPr>
+          <w:noProof/>
+        </w:rPr>
         <w:drawing>
           <wp:inline distT="0" distB="0" distL="0" distR="0" wp14:anchorId="2336ECDA" wp14:editId="2BE1190A">
             <wp:extent cx="5943600" cy="3388360"/>
@@ -192,6 +186,9 @@
     </w:p>
     <w:p>
       <w:r>
+        <w:rPr>
+          <w:noProof/>
+        </w:rPr>
         <w:lastRenderedPageBreak/>
         <w:drawing>
           <wp:inline distT="0" distB="0" distL="0" distR="0" wp14:anchorId="03943E60" wp14:editId="13B11F3A">
@@ -237,6 +234,9 @@
     </w:p>
     <w:p>
       <w:r>
+        <w:rPr>
+          <w:noProof/>
+        </w:rPr>
         <w:drawing>
           <wp:inline distT="0" distB="0" distL="0" distR="0" wp14:anchorId="2A5CED64" wp14:editId="772DCD1B">
             <wp:extent cx="5943600" cy="1555750"/>
@@ -276,6 +276,9 @@
     </w:p>
     <w:p>
       <w:r>
+        <w:rPr>
+          <w:noProof/>
+        </w:rPr>
         <w:drawing>
           <wp:inline distT="0" distB="0" distL="0" distR="0" wp14:anchorId="5B5FF935" wp14:editId="7B87B03C">
             <wp:extent cx="5943600" cy="1862455"/>
@@ -315,6 +318,9 @@
     </w:p>
     <w:p>
       <w:r>
+        <w:rPr>
+          <w:noProof/>
+        </w:rPr>
         <w:lastRenderedPageBreak/>
         <w:drawing>
           <wp:inline distT="0" distB="0" distL="0" distR="0" wp14:anchorId="77C6FB1A" wp14:editId="73D2C221">
@@ -355,6 +361,9 @@
     </w:p>
     <w:p>
       <w:r>
+        <w:rPr>
+          <w:noProof/>
+        </w:rPr>
         <w:lastRenderedPageBreak/>
         <w:drawing>
           <wp:inline distT="0" distB="0" distL="0" distR="0" wp14:anchorId="02C588F0" wp14:editId="642ADD39">
@@ -395,6 +404,9 @@
     </w:p>
     <w:p>
       <w:r>
+        <w:rPr>
+          <w:noProof/>
+        </w:rPr>
         <w:drawing>
           <wp:inline distT="0" distB="0" distL="0" distR="0" wp14:anchorId="5A227B34" wp14:editId="491B7D60">
             <wp:extent cx="5943600" cy="1765300"/>
@@ -420,6 +432,876 @@
                     <a:xfrm>
                       <a:off x="0" y="0"/>
                       <a:ext cx="5943600" cy="1765300"/>
+                    </a:xfrm>
+                    <a:prstGeom prst="rect">
+                      <a:avLst/>
+                    </a:prstGeom>
+                  </pic:spPr>
+                </pic:pic>
+              </a:graphicData>
+            </a:graphic>
+          </wp:inline>
+        </w:drawing>
+      </w:r>
+    </w:p>
+    <w:p>
+      <w:r>
+        <w:t>Auto refresh of the BI:</w:t>
+      </w:r>
+    </w:p>
+    <w:p>
+      <w:r>
+        <w:t>First, I published the work:</w:t>
+      </w:r>
+    </w:p>
+    <w:p>
+      <w:r>
+        <w:lastRenderedPageBreak/>
+        <w:drawing>
+          <wp:inline distT="0" distB="0" distL="0" distR="0" wp14:anchorId="06853543" wp14:editId="3F590CE7">
+            <wp:extent cx="4686706" cy="2644369"/>
+            <wp:effectExtent l="0" t="0" r="0" b="3810"/>
+            <wp:docPr id="1382789546" name="Picture 1"/>
+            <wp:cNvGraphicFramePr>
+              <a:graphicFrameLocks xmlns:a="http://schemas.openxmlformats.org/drawingml/2006/main" noChangeAspect="1"/>
+            </wp:cNvGraphicFramePr>
+            <a:graphic xmlns:a="http://schemas.openxmlformats.org/drawingml/2006/main">
+              <a:graphicData uri="http://schemas.openxmlformats.org/drawingml/2006/picture">
+                <pic:pic xmlns:pic="http://schemas.openxmlformats.org/drawingml/2006/picture">
+                  <pic:nvPicPr>
+                    <pic:cNvPr id="1382789546" name=""/>
+                    <pic:cNvPicPr/>
+                  </pic:nvPicPr>
+                  <pic:blipFill>
+                    <a:blip r:embed="rId14"/>
+                    <a:stretch>
+                      <a:fillRect/>
+                    </a:stretch>
+                  </pic:blipFill>
+                  <pic:spPr>
+                    <a:xfrm>
+                      <a:off x="0" y="0"/>
+                      <a:ext cx="4686706" cy="2644369"/>
+                    </a:xfrm>
+                    <a:prstGeom prst="rect">
+                      <a:avLst/>
+                    </a:prstGeom>
+                  </pic:spPr>
+                </pic:pic>
+              </a:graphicData>
+            </a:graphic>
+          </wp:inline>
+        </w:drawing>
+      </w:r>
+    </w:p>
+    <w:p>
+      <w:r>
+        <w:drawing>
+          <wp:inline distT="0" distB="0" distL="0" distR="0" wp14:anchorId="04890C41" wp14:editId="18A7DB1A">
+            <wp:extent cx="4648603" cy="1303133"/>
+            <wp:effectExtent l="0" t="0" r="0" b="0"/>
+            <wp:docPr id="462529511" name="Picture 1"/>
+            <wp:cNvGraphicFramePr>
+              <a:graphicFrameLocks xmlns:a="http://schemas.openxmlformats.org/drawingml/2006/main" noChangeAspect="1"/>
+            </wp:cNvGraphicFramePr>
+            <a:graphic xmlns:a="http://schemas.openxmlformats.org/drawingml/2006/main">
+              <a:graphicData uri="http://schemas.openxmlformats.org/drawingml/2006/picture">
+                <pic:pic xmlns:pic="http://schemas.openxmlformats.org/drawingml/2006/picture">
+                  <pic:nvPicPr>
+                    <pic:cNvPr id="462529511" name=""/>
+                    <pic:cNvPicPr/>
+                  </pic:nvPicPr>
+                  <pic:blipFill>
+                    <a:blip r:embed="rId15"/>
+                    <a:stretch>
+                      <a:fillRect/>
+                    </a:stretch>
+                  </pic:blipFill>
+                  <pic:spPr>
+                    <a:xfrm>
+                      <a:off x="0" y="0"/>
+                      <a:ext cx="4648603" cy="1303133"/>
+                    </a:xfrm>
+                    <a:prstGeom prst="rect">
+                      <a:avLst/>
+                    </a:prstGeom>
+                  </pic:spPr>
+                </pic:pic>
+              </a:graphicData>
+            </a:graphic>
+          </wp:inline>
+        </w:drawing>
+      </w:r>
+    </w:p>
+    <w:p>
+      <w:r>
+        <w:t>Working on BI local So no need to setup This!!!!</w:t>
+      </w:r>
+    </w:p>
+    <w:p>
+      <w:r>
+        <w:t>Setup the Power BI Connection:</w:t>
+      </w:r>
+    </w:p>
+    <w:p>
+      <w:r>
+        <w:drawing>
+          <wp:inline distT="0" distB="0" distL="0" distR="0" wp14:anchorId="0567E01E" wp14:editId="0AC872D2">
+            <wp:extent cx="5943600" cy="3342640"/>
+            <wp:effectExtent l="0" t="0" r="0" b="0"/>
+            <wp:docPr id="535209414" name="Picture 1"/>
+            <wp:cNvGraphicFramePr>
+              <a:graphicFrameLocks xmlns:a="http://schemas.openxmlformats.org/drawingml/2006/main" noChangeAspect="1"/>
+            </wp:cNvGraphicFramePr>
+            <a:graphic xmlns:a="http://schemas.openxmlformats.org/drawingml/2006/main">
+              <a:graphicData uri="http://schemas.openxmlformats.org/drawingml/2006/picture">
+                <pic:pic xmlns:pic="http://schemas.openxmlformats.org/drawingml/2006/picture">
+                  <pic:nvPicPr>
+                    <pic:cNvPr id="535209414" name=""/>
+                    <pic:cNvPicPr/>
+                  </pic:nvPicPr>
+                  <pic:blipFill>
+                    <a:blip r:embed="rId16"/>
+                    <a:stretch>
+                      <a:fillRect/>
+                    </a:stretch>
+                  </pic:blipFill>
+                  <pic:spPr>
+                    <a:xfrm>
+                      <a:off x="0" y="0"/>
+                      <a:ext cx="5943600" cy="3342640"/>
+                    </a:xfrm>
+                    <a:prstGeom prst="rect">
+                      <a:avLst/>
+                    </a:prstGeom>
+                  </pic:spPr>
+                </pic:pic>
+              </a:graphicData>
+            </a:graphic>
+          </wp:inline>
+        </w:drawing>
+      </w:r>
+    </w:p>
+    <w:p>
+      <w:r>
+        <w:lastRenderedPageBreak/>
+        <w:t>Now the dash will work perfectly:</w:t>
+      </w:r>
+    </w:p>
+    <w:p>
+      <w:r>
+        <w:drawing>
+          <wp:inline distT="0" distB="0" distL="0" distR="0" wp14:anchorId="4E08E327" wp14:editId="7B2A92D8">
+            <wp:extent cx="5943600" cy="3342640"/>
+            <wp:effectExtent l="0" t="0" r="0" b="0"/>
+            <wp:docPr id="942073636" name="Picture 1"/>
+            <wp:cNvGraphicFramePr>
+              <a:graphicFrameLocks xmlns:a="http://schemas.openxmlformats.org/drawingml/2006/main" noChangeAspect="1"/>
+            </wp:cNvGraphicFramePr>
+            <a:graphic xmlns:a="http://schemas.openxmlformats.org/drawingml/2006/main">
+              <a:graphicData uri="http://schemas.openxmlformats.org/drawingml/2006/picture">
+                <pic:pic xmlns:pic="http://schemas.openxmlformats.org/drawingml/2006/picture">
+                  <pic:nvPicPr>
+                    <pic:cNvPr id="942073636" name=""/>
+                    <pic:cNvPicPr/>
+                  </pic:nvPicPr>
+                  <pic:blipFill>
+                    <a:blip r:embed="rId17"/>
+                    <a:stretch>
+                      <a:fillRect/>
+                    </a:stretch>
+                  </pic:blipFill>
+                  <pic:spPr>
+                    <a:xfrm>
+                      <a:off x="0" y="0"/>
+                      <a:ext cx="5943600" cy="3342640"/>
+                    </a:xfrm>
+                    <a:prstGeom prst="rect">
+                      <a:avLst/>
+                    </a:prstGeom>
+                  </pic:spPr>
+                </pic:pic>
+              </a:graphicData>
+            </a:graphic>
+          </wp:inline>
+        </w:drawing>
+      </w:r>
+    </w:p>
+    <w:p>
+      <w:r>
+        <w:t>Let us now schedule:</w:t>
+      </w:r>
+    </w:p>
+    <w:p>
+      <w:r>
+        <w:t>Select the semantic file instead of the bi file so you can find the refresh settings:</w:t>
+      </w:r>
+    </w:p>
+    <w:p>
+      <w:r>
+        <w:lastRenderedPageBreak/>
+        <w:drawing>
+          <wp:inline distT="0" distB="0" distL="0" distR="0" wp14:anchorId="3D5C701A" wp14:editId="2B88F17E">
+            <wp:extent cx="5943600" cy="3910330"/>
+            <wp:effectExtent l="0" t="0" r="0" b="0"/>
+            <wp:docPr id="1913139757" name="Picture 1"/>
+            <wp:cNvGraphicFramePr>
+              <a:graphicFrameLocks xmlns:a="http://schemas.openxmlformats.org/drawingml/2006/main" noChangeAspect="1"/>
+            </wp:cNvGraphicFramePr>
+            <a:graphic xmlns:a="http://schemas.openxmlformats.org/drawingml/2006/main">
+              <a:graphicData uri="http://schemas.openxmlformats.org/drawingml/2006/picture">
+                <pic:pic xmlns:pic="http://schemas.openxmlformats.org/drawingml/2006/picture">
+                  <pic:nvPicPr>
+                    <pic:cNvPr id="1913139757" name=""/>
+                    <pic:cNvPicPr/>
+                  </pic:nvPicPr>
+                  <pic:blipFill>
+                    <a:blip r:embed="rId18"/>
+                    <a:stretch>
+                      <a:fillRect/>
+                    </a:stretch>
+                  </pic:blipFill>
+                  <pic:spPr>
+                    <a:xfrm>
+                      <a:off x="0" y="0"/>
+                      <a:ext cx="5943600" cy="3910330"/>
+                    </a:xfrm>
+                    <a:prstGeom prst="rect">
+                      <a:avLst/>
+                    </a:prstGeom>
+                  </pic:spPr>
+                </pic:pic>
+              </a:graphicData>
+            </a:graphic>
+          </wp:inline>
+        </w:drawing>
+      </w:r>
+    </w:p>
+    <w:p>
+      <w:r>
+        <w:t>This is after the 2 am trigger of the pipeline finishes.</w:t>
+      </w:r>
+    </w:p>
+    <w:p>
+      <w:r>
+        <w:t>Add the row level security!!</w:t>
+      </w:r>
+    </w:p>
+    <w:p>
+      <w:r>
+        <w:drawing>
+          <wp:inline distT="0" distB="0" distL="0" distR="0" wp14:anchorId="702391B2" wp14:editId="1F99596B">
+            <wp:extent cx="5220152" cy="2636748"/>
+            <wp:effectExtent l="0" t="0" r="0" b="0"/>
+            <wp:docPr id="371538442" name="Picture 1"/>
+            <wp:cNvGraphicFramePr>
+              <a:graphicFrameLocks xmlns:a="http://schemas.openxmlformats.org/drawingml/2006/main" noChangeAspect="1"/>
+            </wp:cNvGraphicFramePr>
+            <a:graphic xmlns:a="http://schemas.openxmlformats.org/drawingml/2006/main">
+              <a:graphicData uri="http://schemas.openxmlformats.org/drawingml/2006/picture">
+                <pic:pic xmlns:pic="http://schemas.openxmlformats.org/drawingml/2006/picture">
+                  <pic:nvPicPr>
+                    <pic:cNvPr id="371538442" name=""/>
+                    <pic:cNvPicPr/>
+                  </pic:nvPicPr>
+                  <pic:blipFill>
+                    <a:blip r:embed="rId19"/>
+                    <a:stretch>
+                      <a:fillRect/>
+                    </a:stretch>
+                  </pic:blipFill>
+                  <pic:spPr>
+                    <a:xfrm>
+                      <a:off x="0" y="0"/>
+                      <a:ext cx="5220152" cy="2636748"/>
+                    </a:xfrm>
+                    <a:prstGeom prst="rect">
+                      <a:avLst/>
+                    </a:prstGeom>
+                  </pic:spPr>
+                </pic:pic>
+              </a:graphicData>
+            </a:graphic>
+          </wp:inline>
+        </w:drawing>
+      </w:r>
+    </w:p>
+    <w:p>
+      <w:r>
+        <w:lastRenderedPageBreak/>
+        <w:drawing>
+          <wp:inline distT="0" distB="0" distL="0" distR="0" wp14:anchorId="46C5854B" wp14:editId="1194A00D">
+            <wp:extent cx="5943600" cy="3457575"/>
+            <wp:effectExtent l="0" t="0" r="0" b="9525"/>
+            <wp:docPr id="1872777959" name="Picture 1"/>
+            <wp:cNvGraphicFramePr>
+              <a:graphicFrameLocks xmlns:a="http://schemas.openxmlformats.org/drawingml/2006/main" noChangeAspect="1"/>
+            </wp:cNvGraphicFramePr>
+            <a:graphic xmlns:a="http://schemas.openxmlformats.org/drawingml/2006/main">
+              <a:graphicData uri="http://schemas.openxmlformats.org/drawingml/2006/picture">
+                <pic:pic xmlns:pic="http://schemas.openxmlformats.org/drawingml/2006/picture">
+                  <pic:nvPicPr>
+                    <pic:cNvPr id="1872777959" name=""/>
+                    <pic:cNvPicPr/>
+                  </pic:nvPicPr>
+                  <pic:blipFill>
+                    <a:blip r:embed="rId20"/>
+                    <a:stretch>
+                      <a:fillRect/>
+                    </a:stretch>
+                  </pic:blipFill>
+                  <pic:spPr>
+                    <a:xfrm>
+                      <a:off x="0" y="0"/>
+                      <a:ext cx="5943600" cy="3457575"/>
+                    </a:xfrm>
+                    <a:prstGeom prst="rect">
+                      <a:avLst/>
+                    </a:prstGeom>
+                  </pic:spPr>
+                </pic:pic>
+              </a:graphicData>
+            </a:graphic>
+          </wp:inline>
+        </w:drawing>
+      </w:r>
+    </w:p>
+    <w:p>
+      <w:r>
+        <w:t>We did some role work!!!</w:t>
+      </w:r>
+    </w:p>
+    <w:p>
+      <w:pPr>
+        <w:rPr>
+          <w:b/>
+          <w:bCs/>
+        </w:rPr>
+      </w:pPr>
+      <w:r>
+        <w:t xml:space="preserve">Let us now setup the </w:t>
+      </w:r>
+      <w:r>
+        <w:rPr>
+          <w:b/>
+          <w:bCs/>
+        </w:rPr>
+        <w:t>Microsoft Purview</w:t>
+      </w:r>
+      <w:r>
+        <w:rPr>
+          <w:b/>
+          <w:bCs/>
+        </w:rPr>
+        <w:t xml:space="preserve"> for the data governance:</w:t>
+      </w:r>
+    </w:p>
+    <w:p>
+      <w:pPr>
+        <w:rPr>
+          <w:b/>
+          <w:bCs/>
+        </w:rPr>
+      </w:pPr>
+      <w:r>
+        <w:rPr>
+          <w:b/>
+          <w:bCs/>
+        </w:rPr>
+        <w:drawing>
+          <wp:inline distT="0" distB="0" distL="0" distR="0" wp14:anchorId="1D01C282" wp14:editId="6084C02B">
+            <wp:extent cx="5943600" cy="2477135"/>
+            <wp:effectExtent l="0" t="0" r="0" b="0"/>
+            <wp:docPr id="331515573" name="Picture 1"/>
+            <wp:cNvGraphicFramePr>
+              <a:graphicFrameLocks xmlns:a="http://schemas.openxmlformats.org/drawingml/2006/main" noChangeAspect="1"/>
+            </wp:cNvGraphicFramePr>
+            <a:graphic xmlns:a="http://schemas.openxmlformats.org/drawingml/2006/main">
+              <a:graphicData uri="http://schemas.openxmlformats.org/drawingml/2006/picture">
+                <pic:pic xmlns:pic="http://schemas.openxmlformats.org/drawingml/2006/picture">
+                  <pic:nvPicPr>
+                    <pic:cNvPr id="331515573" name=""/>
+                    <pic:cNvPicPr/>
+                  </pic:nvPicPr>
+                  <pic:blipFill>
+                    <a:blip r:embed="rId21"/>
+                    <a:stretch>
+                      <a:fillRect/>
+                    </a:stretch>
+                  </pic:blipFill>
+                  <pic:spPr>
+                    <a:xfrm>
+                      <a:off x="0" y="0"/>
+                      <a:ext cx="5943600" cy="2477135"/>
+                    </a:xfrm>
+                    <a:prstGeom prst="rect">
+                      <a:avLst/>
+                    </a:prstGeom>
+                  </pic:spPr>
+                </pic:pic>
+              </a:graphicData>
+            </a:graphic>
+          </wp:inline>
+        </w:drawing>
+      </w:r>
+    </w:p>
+    <w:p>
+      <w:pPr>
+        <w:rPr>
+          <w:b/>
+          <w:bCs/>
+        </w:rPr>
+      </w:pPr>
+      <w:r>
+        <w:rPr>
+          <w:b/>
+          <w:bCs/>
+        </w:rPr>
+        <w:t xml:space="preserve">France server will not work so try north </w:t>
+      </w:r>
+      <w:proofErr w:type="spellStart"/>
+      <w:r>
+        <w:rPr>
+          <w:b/>
+          <w:bCs/>
+        </w:rPr>
+        <w:t>europ</w:t>
+      </w:r>
+      <w:r>
+        <w:rPr>
+          <w:b/>
+          <w:bCs/>
+        </w:rPr>
+        <w:t>e</w:t>
+      </w:r>
+      <w:proofErr w:type="spellEnd"/>
+      <w:r>
+        <w:rPr>
+          <w:b/>
+          <w:bCs/>
+        </w:rPr>
+        <w:t>!!!!</w:t>
+      </w:r>
+    </w:p>
+    <w:p>
+      <w:pPr>
+        <w:rPr>
+          <w:b/>
+          <w:bCs/>
+        </w:rPr>
+      </w:pPr>
+      <w:r>
+        <w:rPr>
+          <w:b/>
+          <w:bCs/>
+        </w:rPr>
+        <w:lastRenderedPageBreak/>
+        <w:drawing>
+          <wp:inline distT="0" distB="0" distL="0" distR="0" wp14:anchorId="58F4C233" wp14:editId="75EDAC5B">
+            <wp:extent cx="5943600" cy="3155950"/>
+            <wp:effectExtent l="0" t="0" r="0" b="6350"/>
+            <wp:docPr id="441726842" name="Picture 1"/>
+            <wp:cNvGraphicFramePr>
+              <a:graphicFrameLocks xmlns:a="http://schemas.openxmlformats.org/drawingml/2006/main" noChangeAspect="1"/>
+            </wp:cNvGraphicFramePr>
+            <a:graphic xmlns:a="http://schemas.openxmlformats.org/drawingml/2006/main">
+              <a:graphicData uri="http://schemas.openxmlformats.org/drawingml/2006/picture">
+                <pic:pic xmlns:pic="http://schemas.openxmlformats.org/drawingml/2006/picture">
+                  <pic:nvPicPr>
+                    <pic:cNvPr id="441726842" name=""/>
+                    <pic:cNvPicPr/>
+                  </pic:nvPicPr>
+                  <pic:blipFill>
+                    <a:blip r:embed="rId22"/>
+                    <a:stretch>
+                      <a:fillRect/>
+                    </a:stretch>
+                  </pic:blipFill>
+                  <pic:spPr>
+                    <a:xfrm>
+                      <a:off x="0" y="0"/>
+                      <a:ext cx="5943600" cy="3155950"/>
+                    </a:xfrm>
+                    <a:prstGeom prst="rect">
+                      <a:avLst/>
+                    </a:prstGeom>
+                  </pic:spPr>
+                </pic:pic>
+              </a:graphicData>
+            </a:graphic>
+          </wp:inline>
+        </w:drawing>
+      </w:r>
+    </w:p>
+    <w:p>
+      <w:pPr>
+        <w:rPr>
+          <w:b/>
+          <w:bCs/>
+        </w:rPr>
+      </w:pPr>
+      <w:r>
+        <w:rPr>
+          <w:b/>
+          <w:bCs/>
+        </w:rPr>
+        <w:t xml:space="preserve">We need to add the purview to the </w:t>
+      </w:r>
+      <w:r>
+        <w:rPr>
+          <w:b/>
+          <w:bCs/>
+        </w:rPr>
+        <w:t>IAM</w:t>
+      </w:r>
+      <w:r>
+        <w:rPr>
+          <w:b/>
+          <w:bCs/>
+        </w:rPr>
+        <w:t xml:space="preserve"> control!!!!</w:t>
+      </w:r>
+    </w:p>
+    <w:p>
+      <w:pPr>
+        <w:rPr>
+          <w:b/>
+          <w:bCs/>
+        </w:rPr>
+      </w:pPr>
+      <w:r>
+        <w:rPr>
+          <w:b/>
+          <w:bCs/>
+        </w:rPr>
+        <w:drawing>
+          <wp:inline distT="0" distB="0" distL="0" distR="0" wp14:anchorId="3E177BC8" wp14:editId="2653132F">
+            <wp:extent cx="5943600" cy="3350895"/>
+            <wp:effectExtent l="0" t="0" r="0" b="1905"/>
+            <wp:docPr id="17072598" name="Picture 1"/>
+            <wp:cNvGraphicFramePr>
+              <a:graphicFrameLocks xmlns:a="http://schemas.openxmlformats.org/drawingml/2006/main" noChangeAspect="1"/>
+            </wp:cNvGraphicFramePr>
+            <a:graphic xmlns:a="http://schemas.openxmlformats.org/drawingml/2006/main">
+              <a:graphicData uri="http://schemas.openxmlformats.org/drawingml/2006/picture">
+                <pic:pic xmlns:pic="http://schemas.openxmlformats.org/drawingml/2006/picture">
+                  <pic:nvPicPr>
+                    <pic:cNvPr id="17072598" name=""/>
+                    <pic:cNvPicPr/>
+                  </pic:nvPicPr>
+                  <pic:blipFill>
+                    <a:blip r:embed="rId23"/>
+                    <a:stretch>
+                      <a:fillRect/>
+                    </a:stretch>
+                  </pic:blipFill>
+                  <pic:spPr>
+                    <a:xfrm>
+                      <a:off x="0" y="0"/>
+                      <a:ext cx="5943600" cy="3350895"/>
+                    </a:xfrm>
+                    <a:prstGeom prst="rect">
+                      <a:avLst/>
+                    </a:prstGeom>
+                  </pic:spPr>
+                </pic:pic>
+              </a:graphicData>
+            </a:graphic>
+          </wp:inline>
+        </w:drawing>
+      </w:r>
+    </w:p>
+    <w:p>
+      <w:pPr>
+        <w:rPr>
+          <w:b/>
+          <w:bCs/>
+        </w:rPr>
+      </w:pPr>
+      <w:r>
+        <w:rPr>
+          <w:b/>
+          <w:bCs/>
+        </w:rPr>
+        <w:lastRenderedPageBreak/>
+        <w:drawing>
+          <wp:inline distT="0" distB="0" distL="0" distR="0" wp14:anchorId="6F4E2F15" wp14:editId="500CB60E">
+            <wp:extent cx="5943600" cy="5461000"/>
+            <wp:effectExtent l="0" t="0" r="0" b="6350"/>
+            <wp:docPr id="1050193870" name="Picture 1"/>
+            <wp:cNvGraphicFramePr>
+              <a:graphicFrameLocks xmlns:a="http://schemas.openxmlformats.org/drawingml/2006/main" noChangeAspect="1"/>
+            </wp:cNvGraphicFramePr>
+            <a:graphic xmlns:a="http://schemas.openxmlformats.org/drawingml/2006/main">
+              <a:graphicData uri="http://schemas.openxmlformats.org/drawingml/2006/picture">
+                <pic:pic xmlns:pic="http://schemas.openxmlformats.org/drawingml/2006/picture">
+                  <pic:nvPicPr>
+                    <pic:cNvPr id="1050193870" name=""/>
+                    <pic:cNvPicPr/>
+                  </pic:nvPicPr>
+                  <pic:blipFill>
+                    <a:blip r:embed="rId24"/>
+                    <a:stretch>
+                      <a:fillRect/>
+                    </a:stretch>
+                  </pic:blipFill>
+                  <pic:spPr>
+                    <a:xfrm>
+                      <a:off x="0" y="0"/>
+                      <a:ext cx="5943600" cy="5461000"/>
+                    </a:xfrm>
+                    <a:prstGeom prst="rect">
+                      <a:avLst/>
+                    </a:prstGeom>
+                  </pic:spPr>
+                </pic:pic>
+              </a:graphicData>
+            </a:graphic>
+          </wp:inline>
+        </w:drawing>
+      </w:r>
+    </w:p>
+    <w:p>
+      <w:pPr>
+        <w:rPr>
+          <w:b/>
+          <w:bCs/>
+        </w:rPr>
+      </w:pPr>
+      <w:r>
+        <w:rPr>
+          <w:b/>
+          <w:bCs/>
+        </w:rPr>
+        <w:lastRenderedPageBreak/>
+        <w:drawing>
+          <wp:inline distT="0" distB="0" distL="0" distR="0" wp14:anchorId="37F19023" wp14:editId="49335320">
+            <wp:extent cx="4686706" cy="4328535"/>
+            <wp:effectExtent l="0" t="0" r="0" b="0"/>
+            <wp:docPr id="566677516" name="Picture 1"/>
+            <wp:cNvGraphicFramePr>
+              <a:graphicFrameLocks xmlns:a="http://schemas.openxmlformats.org/drawingml/2006/main" noChangeAspect="1"/>
+            </wp:cNvGraphicFramePr>
+            <a:graphic xmlns:a="http://schemas.openxmlformats.org/drawingml/2006/main">
+              <a:graphicData uri="http://schemas.openxmlformats.org/drawingml/2006/picture">
+                <pic:pic xmlns:pic="http://schemas.openxmlformats.org/drawingml/2006/picture">
+                  <pic:nvPicPr>
+                    <pic:cNvPr id="566677516" name=""/>
+                    <pic:cNvPicPr/>
+                  </pic:nvPicPr>
+                  <pic:blipFill>
+                    <a:blip r:embed="rId25"/>
+                    <a:stretch>
+                      <a:fillRect/>
+                    </a:stretch>
+                  </pic:blipFill>
+                  <pic:spPr>
+                    <a:xfrm>
+                      <a:off x="0" y="0"/>
+                      <a:ext cx="4686706" cy="4328535"/>
+                    </a:xfrm>
+                    <a:prstGeom prst="rect">
+                      <a:avLst/>
+                    </a:prstGeom>
+                  </pic:spPr>
+                </pic:pic>
+              </a:graphicData>
+            </a:graphic>
+          </wp:inline>
+        </w:drawing>
+      </w:r>
+    </w:p>
+    <w:p>
+      <w:pPr>
+        <w:rPr>
+          <w:b/>
+          <w:bCs/>
+        </w:rPr>
+      </w:pPr>
+      <w:r>
+        <w:rPr>
+          <w:b/>
+          <w:bCs/>
+        </w:rPr>
+        <w:drawing>
+          <wp:inline distT="0" distB="0" distL="0" distR="0" wp14:anchorId="1F0E06FA" wp14:editId="153B3FB9">
+            <wp:extent cx="5943600" cy="3339465"/>
+            <wp:effectExtent l="0" t="0" r="0" b="0"/>
+            <wp:docPr id="513117171" name="Picture 1"/>
+            <wp:cNvGraphicFramePr>
+              <a:graphicFrameLocks xmlns:a="http://schemas.openxmlformats.org/drawingml/2006/main" noChangeAspect="1"/>
+            </wp:cNvGraphicFramePr>
+            <a:graphic xmlns:a="http://schemas.openxmlformats.org/drawingml/2006/main">
+              <a:graphicData uri="http://schemas.openxmlformats.org/drawingml/2006/picture">
+                <pic:pic xmlns:pic="http://schemas.openxmlformats.org/drawingml/2006/picture">
+                  <pic:nvPicPr>
+                    <pic:cNvPr id="513117171" name=""/>
+                    <pic:cNvPicPr/>
+                  </pic:nvPicPr>
+                  <pic:blipFill>
+                    <a:blip r:embed="rId26"/>
+                    <a:stretch>
+                      <a:fillRect/>
+                    </a:stretch>
+                  </pic:blipFill>
+                  <pic:spPr>
+                    <a:xfrm>
+                      <a:off x="0" y="0"/>
+                      <a:ext cx="5943600" cy="3339465"/>
+                    </a:xfrm>
+                    <a:prstGeom prst="rect">
+                      <a:avLst/>
+                    </a:prstGeom>
+                  </pic:spPr>
+                </pic:pic>
+              </a:graphicData>
+            </a:graphic>
+          </wp:inline>
+        </w:drawing>
+      </w:r>
+    </w:p>
+    <w:p>
+      <w:pPr>
+        <w:rPr>
+          <w:b/>
+          <w:bCs/>
+        </w:rPr>
+      </w:pPr>
+      <w:r>
+        <w:rPr>
+          <w:b/>
+          <w:bCs/>
+        </w:rPr>
+        <w:t>The scan shows that everything is ok and being well ingested!!!</w:t>
+      </w:r>
+    </w:p>
+    <w:p>
+      <w:pPr>
+        <w:rPr>
+          <w:b/>
+          <w:bCs/>
+        </w:rPr>
+      </w:pPr>
+      <w:r>
+        <w:rPr>
+          <w:b/>
+          <w:bCs/>
+        </w:rPr>
+        <w:lastRenderedPageBreak/>
+        <w:t xml:space="preserve">You need to add the access control to the synapse </w:t>
+      </w:r>
+      <w:r>
+        <w:rPr>
+          <w:b/>
+          <w:bCs/>
+        </w:rPr>
+        <w:t>SQL</w:t>
+      </w:r>
+      <w:r>
+        <w:rPr>
+          <w:b/>
+          <w:bCs/>
+        </w:rPr>
+        <w:t xml:space="preserve"> also so for it to work!!!</w:t>
+      </w:r>
+    </w:p>
+    <w:p>
+      <w:r>
+        <w:t xml:space="preserve">Need to </w:t>
+      </w:r>
+      <w:r>
+        <w:t>assign</w:t>
+      </w:r>
+      <w:r>
+        <w:t xml:space="preserve"> the role of reader!!!!</w:t>
+      </w:r>
+    </w:p>
+    <w:p>
+      <w:r>
+        <w:t>Use dedicated in the manual servers!!!!</w:t>
+      </w:r>
+    </w:p>
+    <w:p>
+      <w:r>
+        <w:drawing>
+          <wp:inline distT="0" distB="0" distL="0" distR="0" wp14:anchorId="07434023" wp14:editId="3A003364">
+            <wp:extent cx="4915326" cy="1120237"/>
+            <wp:effectExtent l="0" t="0" r="0" b="3810"/>
+            <wp:docPr id="1828971196" name="Picture 1"/>
+            <wp:cNvGraphicFramePr>
+              <a:graphicFrameLocks xmlns:a="http://schemas.openxmlformats.org/drawingml/2006/main" noChangeAspect="1"/>
+            </wp:cNvGraphicFramePr>
+            <a:graphic xmlns:a="http://schemas.openxmlformats.org/drawingml/2006/main">
+              <a:graphicData uri="http://schemas.openxmlformats.org/drawingml/2006/picture">
+                <pic:pic xmlns:pic="http://schemas.openxmlformats.org/drawingml/2006/picture">
+                  <pic:nvPicPr>
+                    <pic:cNvPr id="1828971196" name=""/>
+                    <pic:cNvPicPr/>
+                  </pic:nvPicPr>
+                  <pic:blipFill>
+                    <a:blip r:embed="rId27"/>
+                    <a:stretch>
+                      <a:fillRect/>
+                    </a:stretch>
+                  </pic:blipFill>
+                  <pic:spPr>
+                    <a:xfrm>
+                      <a:off x="0" y="0"/>
+                      <a:ext cx="4915326" cy="1120237"/>
+                    </a:xfrm>
+                    <a:prstGeom prst="rect">
+                      <a:avLst/>
+                    </a:prstGeom>
+                  </pic:spPr>
+                </pic:pic>
+              </a:graphicData>
+            </a:graphic>
+          </wp:inline>
+        </w:drawing>
+      </w:r>
+    </w:p>
+    <w:p>
+      <w:r>
+        <w:t>Add this role on the data bases you have so in order to make it work!!!</w:t>
+      </w:r>
+    </w:p>
+    <w:p>
+      <w:r>
+        <w:t>Need to add also the reader and blob contributor to the purview!!!</w:t>
+      </w:r>
+    </w:p>
+    <w:p>
+      <w:r>
+        <w:t>We need to add Bulk permission to our user!!!!</w:t>
+      </w:r>
+    </w:p>
+    <w:p>
+      <w:r>
+        <w:drawing>
+          <wp:inline distT="0" distB="0" distL="0" distR="0" wp14:anchorId="420BBF21" wp14:editId="6D348FBD">
+            <wp:extent cx="5943600" cy="1198880"/>
+            <wp:effectExtent l="0" t="0" r="0" b="1270"/>
+            <wp:docPr id="546357756" name="Picture 1"/>
+            <wp:cNvGraphicFramePr>
+              <a:graphicFrameLocks xmlns:a="http://schemas.openxmlformats.org/drawingml/2006/main" noChangeAspect="1"/>
+            </wp:cNvGraphicFramePr>
+            <a:graphic xmlns:a="http://schemas.openxmlformats.org/drawingml/2006/main">
+              <a:graphicData uri="http://schemas.openxmlformats.org/drawingml/2006/picture">
+                <pic:pic xmlns:pic="http://schemas.openxmlformats.org/drawingml/2006/picture">
+                  <pic:nvPicPr>
+                    <pic:cNvPr id="546357756" name=""/>
+                    <pic:cNvPicPr/>
+                  </pic:nvPicPr>
+                  <pic:blipFill>
+                    <a:blip r:embed="rId28"/>
+                    <a:stretch>
+                      <a:fillRect/>
+                    </a:stretch>
+                  </pic:blipFill>
+                  <pic:spPr>
+                    <a:xfrm>
+                      <a:off x="0" y="0"/>
+                      <a:ext cx="5943600" cy="1198880"/>
                     </a:xfrm>
                     <a:prstGeom prst="rect">
                       <a:avLst/>
@@ -871,7 +1753,6 @@
     <w:next w:val="Normal"/>
     <w:link w:val="Heading2Char"/>
     <w:uiPriority w:val="9"/>
-    <w:semiHidden/>
     <w:unhideWhenUsed/>
     <w:qFormat/>
     <w:rsid w:val="00817996"/>
@@ -1087,7 +1968,6 @@
     <w:basedOn w:val="DefaultParagraphFont"/>
     <w:link w:val="Heading2"/>
     <w:uiPriority w:val="9"/>
-    <w:semiHidden/>
     <w:rsid w:val="00817996"/>
     <w:rPr>
       <w:rFonts w:asciiTheme="majorHAnsi" w:eastAsiaTheme="majorEastAsia" w:hAnsiTheme="majorHAnsi" w:cstheme="majorBidi"/>
